--- a/documents/live_market_test_2026-09-30/watch_4134ecab24ab7a942c_medical_doctor_md_tailored_cv.docx
+++ b/documents/live_market_test_2026-09-30/watch_4134ecab24ab7a942c_medical_doctor_md_tailored_cv.docx
@@ -80,6 +80,15 @@
               <w:ind w:left="202" w:hanging="144"/>
             </w:pPr>
             <w:r>
+              <w:t>• Clinical assessment</w:t>
+            </w:r>
+          </w:p>
+          <w:p>
+            <w:pPr>
+              <w:pStyle w:val="JFBody"/>
+              <w:ind w:left="202" w:hanging="144"/>
+            </w:pPr>
+            <w:r>
               <w:t>• Provincial &amp; Ministry of Public Health Stakeholder Coordination</w:t>
             </w:r>
           </w:p>
@@ -99,24 +108,6 @@
             </w:pPr>
             <w:r>
               <w:t>• Team Supervision &amp; Capacity Building</w:t>
-            </w:r>
-          </w:p>
-          <w:p>
-            <w:pPr>
-              <w:pStyle w:val="JFBody"/>
-              <w:ind w:left="202" w:hanging="144"/>
-            </w:pPr>
-            <w:r>
-              <w:t>• Clinical assessment</w:t>
-            </w:r>
-          </w:p>
-          <w:p>
-            <w:pPr>
-              <w:pStyle w:val="JFBody"/>
-              <w:ind w:left="202" w:hanging="144"/>
-            </w:pPr>
-            <w:r>
-              <w:t>• SAM inpatient care</w:t>
             </w:r>
           </w:p>
           <w:p>
@@ -173,7 +164,7 @@
               <w:pStyle w:val="JFBody"/>
             </w:pPr>
             <w:r>
-              <w:t>Medical Doctor with Afghanistan health and nutrition field/supervisory experience, tailored for the Medical Doctor (MD) role at HealthNet TPO. Vacancy focus areas considered for tailoring include health data, HMIS and reporting, MoPH and stakeholder coordination; the evidence below is limited to verified profile/CV facts.</w:t>
+              <w:t>Medical Doctor with Afghanistan health and nutrition field/supervisory experience, tailored for the Medical Doctor (MD) role at HealthNet TPO. Vacancy focus areas considered for tailoring include health data, HMIS and reporting, OPD and mobile health service delivery, MoPH and stakeholder coordination; the evidence below is limited to verified profile/CV facts.</w:t>
             </w:r>
           </w:p>
           <w:p>
@@ -182,6 +173,47 @@
             </w:pPr>
             <w:r>
               <w:t>PROFESSIONAL EXPERIENCE</w:t>
+            </w:r>
+          </w:p>
+          <w:p>
+            <w:pPr>
+              <w:pStyle w:val="JFLabel"/>
+            </w:pPr>
+            <w:r>
+              <w:t>2020-10 – 2020-12</w:t>
+            </w:r>
+          </w:p>
+          <w:p>
+            <w:pPr>
+              <w:pStyle w:val="JFMeta"/>
+            </w:pPr>
+            <w:r>
+              <w:t>Daikundi Provincial Public Health Directorate</w:t>
+            </w:r>
+          </w:p>
+          <w:p>
+            <w:pPr>
+              <w:pStyle w:val="JFRole"/>
+            </w:pPr>
+            <w:r>
+              <w:t>Medical Doctor / COVID-19 Rapid Response Team Leader</w:t>
+            </w:r>
+          </w:p>
+          <w:p>
+            <w:pPr>
+              <w:pStyle w:val="JFMeta"/>
+            </w:pPr>
+            <w:r>
+              <w:t>Daikundi, Afghanistan</w:t>
+            </w:r>
+          </w:p>
+          <w:p>
+            <w:pPr>
+              <w:pStyle w:val="JFBody"/>
+              <w:ind w:left="202" w:hanging="144"/>
+            </w:pPr>
+            <w:r>
+              <w:t>• Coordinated with Ministry of Public Health representatives, provincial health authorities, and partner organizations.</w:t>
             </w:r>
           </w:p>
           <w:p>
@@ -239,7 +271,7 @@
               <w:pStyle w:val="JFLabel"/>
             </w:pPr>
             <w:r>
-              <w:t>2020-10 – 2020-12</w:t>
+              <w:t>2022-02 – 2022-12</w:t>
             </w:r>
           </w:p>
           <w:p>
@@ -247,7 +279,7 @@
               <w:pStyle w:val="JFMeta"/>
             </w:pPr>
             <w:r>
-              <w:t>Daikundi Provincial Public Health Directorate</w:t>
+              <w:t>Action Against Hunger (ACF-International)</w:t>
             </w:r>
           </w:p>
           <w:p>
@@ -255,7 +287,7 @@
               <w:pStyle w:val="JFRole"/>
             </w:pPr>
             <w:r>
-              <w:t>Medical Doctor / COVID-19 Rapid Response Team Leader</w:t>
+              <w:t>Health and Nutrition Supervisor</w:t>
             </w:r>
           </w:p>
           <w:p>
@@ -263,7 +295,7 @@
               <w:pStyle w:val="JFMeta"/>
             </w:pPr>
             <w:r>
-              <w:t>Daikundi, Afghanistan</w:t>
+              <w:t>Gizab &amp; Sang-e-Takht, Daikundi</w:t>
             </w:r>
           </w:p>
           <w:p>
@@ -272,48 +304,7 @@
               <w:ind w:left="202" w:hanging="144"/>
             </w:pPr>
             <w:r>
-              <w:t>• Coordinated with Ministry of Public Health representatives, provincial health authorities, and partner organizations.</w:t>
-            </w:r>
-          </w:p>
-          <w:p>
-            <w:pPr>
-              <w:pStyle w:val="JFLabel"/>
-            </w:pPr>
-            <w:r>
-              <w:t>2020-12 – 2021-08</w:t>
-            </w:r>
-          </w:p>
-          <w:p>
-            <w:pPr>
-              <w:pStyle w:val="JFMeta"/>
-            </w:pPr>
-            <w:r>
-              <w:t>Daikundi Governor's Office</w:t>
-            </w:r>
-          </w:p>
-          <w:p>
-            <w:pPr>
-              <w:pStyle w:val="JFRole"/>
-            </w:pPr>
-            <w:r>
-              <w:t>Public Relations &amp; Communications Advisor</w:t>
-            </w:r>
-          </w:p>
-          <w:p>
-            <w:pPr>
-              <w:pStyle w:val="JFMeta"/>
-            </w:pPr>
-            <w:r>
-              <w:t>Daikundi, Afghanistan</w:t>
-            </w:r>
-          </w:p>
-          <w:p>
-            <w:pPr>
-              <w:pStyle w:val="JFBody"/>
-              <w:ind w:left="202" w:hanging="144"/>
-            </w:pPr>
-            <w:r>
-              <w:t>• Supported communication and coordination between provincial government departments, NGOs, communities, and development partners.</w:t>
+              <w:t>• Supervised mobile health and nutrition teams delivering community-based BPHS/EPHS-related services.</w:t>
             </w:r>
           </w:p>
           <w:p>
@@ -479,7 +470,7 @@
               <w:pStyle w:val="JFLabel"/>
             </w:pPr>
             <w:r>
-              <w:t>2022-02 – 2022-12</w:t>
+              <w:t>2020-12 – 2021-08</w:t>
             </w:r>
           </w:p>
           <w:p>
@@ -487,7 +478,7 @@
               <w:pStyle w:val="JFMeta"/>
             </w:pPr>
             <w:r>
-              <w:t>Action Against Hunger (ACF-International)</w:t>
+              <w:t>Daikundi Governor's Office</w:t>
             </w:r>
           </w:p>
           <w:p>
@@ -495,7 +486,7 @@
               <w:pStyle w:val="JFRole"/>
             </w:pPr>
             <w:r>
-              <w:t>Health and Nutrition Supervisor</w:t>
+              <w:t>Public Relations &amp; Communications Advisor</w:t>
             </w:r>
           </w:p>
           <w:p>
@@ -503,7 +494,7 @@
               <w:pStyle w:val="JFMeta"/>
             </w:pPr>
             <w:r>
-              <w:t>Gizab &amp; Sang-e-Takht, Daikundi</w:t>
+              <w:t>Daikundi, Afghanistan</w:t>
             </w:r>
           </w:p>
           <w:p>
@@ -512,7 +503,7 @@
               <w:ind w:left="202" w:hanging="144"/>
             </w:pPr>
             <w:r>
-              <w:t>• Supervised mobile health and nutrition teams delivering community-based BPHS/EPHS-related services.</w:t>
+              <w:t>• Supported communication and coordination between provincial government departments, NGOs, communities, and development partners.</w:t>
             </w:r>
           </w:p>
           <w:p>
